--- a/docs/01_HTML_기초.docx
+++ b/docs/01_HTML_기초.docx
@@ -12825,7 +12825,7 @@
 </file>
 
 <file path=customXml/itemProps1.xml><?xml version="1.0" encoding="utf-8"?>
-<ds:datastoreItem xmlns:ds="http://schemas.openxmlformats.org/officeDocument/2006/customXml" ds:itemID="{DE7B9E1F-8965-42D6-850A-D113F3BD03C9}">
+<ds:datastoreItem xmlns:ds="http://schemas.openxmlformats.org/officeDocument/2006/customXml" ds:itemID="{CC6D98D8-6813-4747-B9EB-6BFE48D0DED0}">
   <ds:schemaRefs>
     <ds:schemaRef ds:uri="http://schemas.openxmlformats.org/officeDocument/2006/bibliography"/>
   </ds:schemaRefs>
